--- a/文件/介面.docx
+++ b/文件/介面.docx
@@ -17,9 +17,9 @@
           <w:noProof/>
         </w:rPr>
         <w:drawing>
-          <wp:inline distT="0" distB="0" distL="0" distR="0" wp14:anchorId="0ED1F7FE" wp14:editId="474A2719">
-            <wp:extent cx="5274310" cy="3750310"/>
-            <wp:effectExtent l="0" t="0" r="2540" b="2540"/>
+          <wp:inline distT="0" distB="0" distL="0" distR="0" wp14:anchorId="0ED1F7FE" wp14:editId="66ABEC85">
+            <wp:extent cx="5273873" cy="3750310"/>
+            <wp:effectExtent l="0" t="0" r="3175" b="2540"/>
             <wp:docPr id="164037134" name="圖片 1"/>
             <wp:cNvGraphicFramePr>
               <a:graphicFrameLocks xmlns:a="http://schemas.openxmlformats.org/drawingml/2006/main" noChangeAspect="1"/>
@@ -28,7 +28,7 @@
               <a:graphicData uri="http://schemas.openxmlformats.org/drawingml/2006/picture">
                 <pic:pic xmlns:pic="http://schemas.openxmlformats.org/drawingml/2006/picture">
                   <pic:nvPicPr>
-                    <pic:cNvPr id="164037134" name="圖片 164037134"/>
+                    <pic:cNvPr id="164037134" name="圖片 1"/>
                     <pic:cNvPicPr/>
                   </pic:nvPicPr>
                   <pic:blipFill>
@@ -46,7 +46,7 @@
                   <pic:spPr>
                     <a:xfrm>
                       <a:off x="0" y="0"/>
-                      <a:ext cx="5274310" cy="3750310"/>
+                      <a:ext cx="5273873" cy="3750310"/>
                     </a:xfrm>
                     <a:prstGeom prst="rect">
                       <a:avLst/>
@@ -82,9 +82,9 @@
         </w:rPr>
         <w:lastRenderedPageBreak/>
         <w:drawing>
-          <wp:inline distT="0" distB="0" distL="0" distR="0" wp14:anchorId="6296044D" wp14:editId="2E49262C">
-            <wp:extent cx="5274310" cy="3750310"/>
-            <wp:effectExtent l="0" t="0" r="2540" b="2540"/>
+          <wp:inline distT="0" distB="0" distL="0" distR="0" wp14:anchorId="6296044D" wp14:editId="7D14306F">
+            <wp:extent cx="5273873" cy="3750310"/>
+            <wp:effectExtent l="0" t="0" r="3175" b="2540"/>
             <wp:docPr id="615376815" name="圖片 2"/>
             <wp:cNvGraphicFramePr>
               <a:graphicFrameLocks xmlns:a="http://schemas.openxmlformats.org/drawingml/2006/main" noChangeAspect="1"/>
@@ -93,7 +93,7 @@
               <a:graphicData uri="http://schemas.openxmlformats.org/drawingml/2006/picture">
                 <pic:pic xmlns:pic="http://schemas.openxmlformats.org/drawingml/2006/picture">
                   <pic:nvPicPr>
-                    <pic:cNvPr id="615376815" name="圖片 615376815"/>
+                    <pic:cNvPr id="615376815" name="圖片 2"/>
                     <pic:cNvPicPr/>
                   </pic:nvPicPr>
                   <pic:blipFill>
@@ -111,7 +111,7 @@
                   <pic:spPr>
                     <a:xfrm>
                       <a:off x="0" y="0"/>
-                      <a:ext cx="5274310" cy="3750310"/>
+                      <a:ext cx="5273873" cy="3750310"/>
                     </a:xfrm>
                     <a:prstGeom prst="rect">
                       <a:avLst/>
@@ -139,9 +139,9 @@
           <w:noProof/>
         </w:rPr>
         <w:drawing>
-          <wp:inline distT="0" distB="0" distL="0" distR="0" wp14:anchorId="5C375297" wp14:editId="411A700B">
-            <wp:extent cx="5274310" cy="3750310"/>
-            <wp:effectExtent l="0" t="0" r="2540" b="2540"/>
+          <wp:inline distT="0" distB="0" distL="0" distR="0" wp14:anchorId="5C375297" wp14:editId="77BF32FE">
+            <wp:extent cx="5273873" cy="3750310"/>
+            <wp:effectExtent l="0" t="0" r="3175" b="2540"/>
             <wp:docPr id="2120837482" name="圖片 3"/>
             <wp:cNvGraphicFramePr>
               <a:graphicFrameLocks xmlns:a="http://schemas.openxmlformats.org/drawingml/2006/main" noChangeAspect="1"/>
@@ -150,7 +150,7 @@
               <a:graphicData uri="http://schemas.openxmlformats.org/drawingml/2006/picture">
                 <pic:pic xmlns:pic="http://schemas.openxmlformats.org/drawingml/2006/picture">
                   <pic:nvPicPr>
-                    <pic:cNvPr id="2120837482" name="圖片 2120837482"/>
+                    <pic:cNvPr id="2120837482" name="圖片 3"/>
                     <pic:cNvPicPr/>
                   </pic:nvPicPr>
                   <pic:blipFill>
@@ -168,7 +168,7 @@
                   <pic:spPr>
                     <a:xfrm>
                       <a:off x="0" y="0"/>
-                      <a:ext cx="5274310" cy="3750310"/>
+                      <a:ext cx="5273873" cy="3750310"/>
                     </a:xfrm>
                     <a:prstGeom prst="rect">
                       <a:avLst/>
@@ -181,13 +181,7 @@
         </w:drawing>
       </w:r>
     </w:p>
-    <w:p>
-      <w:pPr>
-        <w:rPr>
-          <w:rFonts w:hint="eastAsia"/>
-        </w:rPr>
-      </w:pPr>
-    </w:p>
+    <w:p/>
     <w:p>
       <w:r>
         <w:rPr>
@@ -204,9 +198,9 @@
           <w:noProof/>
         </w:rPr>
         <w:drawing>
-          <wp:inline distT="0" distB="0" distL="0" distR="0" wp14:anchorId="6A82CB6D" wp14:editId="4618D118">
-            <wp:extent cx="5274310" cy="3750310"/>
-            <wp:effectExtent l="0" t="0" r="2540" b="2540"/>
+          <wp:inline distT="0" distB="0" distL="0" distR="0" wp14:anchorId="6A82CB6D" wp14:editId="12B653F2">
+            <wp:extent cx="5273873" cy="3750310"/>
+            <wp:effectExtent l="0" t="0" r="3175" b="2540"/>
             <wp:docPr id="689996177" name="圖片 4"/>
             <wp:cNvGraphicFramePr>
               <a:graphicFrameLocks xmlns:a="http://schemas.openxmlformats.org/drawingml/2006/main" noChangeAspect="1"/>
@@ -215,7 +209,7 @@
               <a:graphicData uri="http://schemas.openxmlformats.org/drawingml/2006/picture">
                 <pic:pic xmlns:pic="http://schemas.openxmlformats.org/drawingml/2006/picture">
                   <pic:nvPicPr>
-                    <pic:cNvPr id="689996177" name="圖片 689996177"/>
+                    <pic:cNvPr id="689996177" name="圖片 4"/>
                     <pic:cNvPicPr/>
                   </pic:nvPicPr>
                   <pic:blipFill>
@@ -233,7 +227,7 @@
                   <pic:spPr>
                     <a:xfrm>
                       <a:off x="0" y="0"/>
-                      <a:ext cx="5274310" cy="3750310"/>
+                      <a:ext cx="5273873" cy="3750310"/>
                     </a:xfrm>
                     <a:prstGeom prst="rect">
                       <a:avLst/>
@@ -261,9 +255,9 @@
           <w:noProof/>
         </w:rPr>
         <w:drawing>
-          <wp:inline distT="0" distB="0" distL="0" distR="0" wp14:anchorId="35516DC6" wp14:editId="77C47065">
-            <wp:extent cx="5274310" cy="3750310"/>
-            <wp:effectExtent l="0" t="0" r="2540" b="2540"/>
+          <wp:inline distT="0" distB="0" distL="0" distR="0" wp14:anchorId="35516DC6" wp14:editId="515DB35A">
+            <wp:extent cx="5273873" cy="3750310"/>
+            <wp:effectExtent l="0" t="0" r="3175" b="2540"/>
             <wp:docPr id="481297549" name="圖片 5"/>
             <wp:cNvGraphicFramePr>
               <a:graphicFrameLocks xmlns:a="http://schemas.openxmlformats.org/drawingml/2006/main" noChangeAspect="1"/>
@@ -272,7 +266,7 @@
               <a:graphicData uri="http://schemas.openxmlformats.org/drawingml/2006/picture">
                 <pic:pic xmlns:pic="http://schemas.openxmlformats.org/drawingml/2006/picture">
                   <pic:nvPicPr>
-                    <pic:cNvPr id="481297549" name="圖片 481297549"/>
+                    <pic:cNvPr id="481297549" name="圖片 5"/>
                     <pic:cNvPicPr/>
                   </pic:nvPicPr>
                   <pic:blipFill>
@@ -290,7 +284,7 @@
                   <pic:spPr>
                     <a:xfrm>
                       <a:off x="0" y="0"/>
-                      <a:ext cx="5274310" cy="3750310"/>
+                      <a:ext cx="5273873" cy="3750310"/>
                     </a:xfrm>
                     <a:prstGeom prst="rect">
                       <a:avLst/>
@@ -309,20 +303,37 @@
           <w:rFonts w:hint="eastAsia"/>
         </w:rPr>
         <w:lastRenderedPageBreak/>
-        <w:t>風險評鑑</w:t>
-      </w:r>
-    </w:p>
-    <w:p>
+        <w:t>資產盤點</w:t>
+      </w:r>
+      <w:r>
+        <w:rPr>
+          <w:rFonts w:hint="eastAsia"/>
+        </w:rPr>
+        <w:t>AI</w:t>
+      </w:r>
+      <w:r>
+        <w:rPr>
+          <w:rFonts w:hint="eastAsia"/>
+        </w:rPr>
+        <w:t>建議</w:t>
+      </w:r>
+    </w:p>
+    <w:p>
+      <w:pPr>
+        <w:rPr>
+          <w:rFonts w:hint="eastAsia"/>
+        </w:rPr>
+      </w:pPr>
       <w:r>
         <w:rPr>
           <w:rFonts w:hint="eastAsia"/>
           <w:noProof/>
         </w:rPr>
         <w:drawing>
-          <wp:inline distT="0" distB="0" distL="0" distR="0" wp14:anchorId="58D802FF" wp14:editId="19908E12">
+          <wp:inline distT="0" distB="0" distL="0" distR="0" wp14:anchorId="5BFE49F6" wp14:editId="7CD1B57C">
             <wp:extent cx="5274310" cy="3750310"/>
             <wp:effectExtent l="0" t="0" r="2540" b="2540"/>
-            <wp:docPr id="610780470" name="圖片 6"/>
+            <wp:docPr id="2024252872" name="圖片 4"/>
             <wp:cNvGraphicFramePr>
               <a:graphicFrameLocks xmlns:a="http://schemas.openxmlformats.org/drawingml/2006/main" noChangeAspect="1"/>
             </wp:cNvGraphicFramePr>
@@ -330,7 +341,7 @@
               <a:graphicData uri="http://schemas.openxmlformats.org/drawingml/2006/picture">
                 <pic:pic xmlns:pic="http://schemas.openxmlformats.org/drawingml/2006/picture">
                   <pic:nvPicPr>
-                    <pic:cNvPr id="610780470" name="圖片 610780470"/>
+                    <pic:cNvPr id="2024252872" name="圖片 2024252872"/>
                     <pic:cNvPicPr/>
                   </pic:nvPicPr>
                   <pic:blipFill>
@@ -361,8 +372,134 @@
         </w:drawing>
       </w:r>
     </w:p>
+    <w:p>
+      <w:r>
+        <w:rPr>
+          <w:rFonts w:hint="eastAsia"/>
+        </w:rPr>
+        <w:t>權重設定</w:t>
+      </w:r>
+    </w:p>
+    <w:p>
+      <w:pPr>
+        <w:rPr>
+          <w:rFonts w:hint="eastAsia"/>
+        </w:rPr>
+      </w:pPr>
+      <w:r>
+        <w:rPr>
+          <w:rFonts w:hint="eastAsia"/>
+          <w:noProof/>
+        </w:rPr>
+        <w:drawing>
+          <wp:inline distT="0" distB="0" distL="0" distR="0" wp14:anchorId="324CCECB" wp14:editId="502C5FA2">
+            <wp:extent cx="5273873" cy="3750310"/>
+            <wp:effectExtent l="0" t="0" r="3175" b="2540"/>
+            <wp:docPr id="1669385937" name="圖片 2"/>
+            <wp:cNvGraphicFramePr>
+              <a:graphicFrameLocks xmlns:a="http://schemas.openxmlformats.org/drawingml/2006/main" noChangeAspect="1"/>
+            </wp:cNvGraphicFramePr>
+            <a:graphic xmlns:a="http://schemas.openxmlformats.org/drawingml/2006/main">
+              <a:graphicData uri="http://schemas.openxmlformats.org/drawingml/2006/picture">
+                <pic:pic xmlns:pic="http://schemas.openxmlformats.org/drawingml/2006/picture">
+                  <pic:nvPicPr>
+                    <pic:cNvPr id="1669385937" name="圖片 2"/>
+                    <pic:cNvPicPr/>
+                  </pic:nvPicPr>
+                  <pic:blipFill>
+                    <a:blip r:embed="rId11" cstate="print">
+                      <a:extLst>
+                        <a:ext uri="{28A0092B-C50C-407E-A947-70E740481C1C}">
+                          <a14:useLocalDpi xmlns:a14="http://schemas.microsoft.com/office/drawing/2010/main" val="0"/>
+                        </a:ext>
+                      </a:extLst>
+                    </a:blip>
+                    <a:stretch>
+                      <a:fillRect/>
+                    </a:stretch>
+                  </pic:blipFill>
+                  <pic:spPr>
+                    <a:xfrm>
+                      <a:off x="0" y="0"/>
+                      <a:ext cx="5273873" cy="3750310"/>
+                    </a:xfrm>
+                    <a:prstGeom prst="rect">
+                      <a:avLst/>
+                    </a:prstGeom>
+                  </pic:spPr>
+                </pic:pic>
+              </a:graphicData>
+            </a:graphic>
+          </wp:inline>
+        </w:drawing>
+      </w:r>
+    </w:p>
+    <w:p>
+      <w:r>
+        <w:rPr>
+          <w:rFonts w:hint="eastAsia"/>
+        </w:rPr>
+        <w:lastRenderedPageBreak/>
+        <w:t>風險評鑑</w:t>
+      </w:r>
+    </w:p>
+    <w:p>
+      <w:r>
+        <w:rPr>
+          <w:rFonts w:hint="eastAsia"/>
+          <w:noProof/>
+        </w:rPr>
+        <w:drawing>
+          <wp:inline distT="0" distB="0" distL="0" distR="0" wp14:anchorId="58D802FF" wp14:editId="242F9323">
+            <wp:extent cx="5273873" cy="3750310"/>
+            <wp:effectExtent l="0" t="0" r="3175" b="2540"/>
+            <wp:docPr id="610780470" name="圖片 6"/>
+            <wp:cNvGraphicFramePr>
+              <a:graphicFrameLocks xmlns:a="http://schemas.openxmlformats.org/drawingml/2006/main" noChangeAspect="1"/>
+            </wp:cNvGraphicFramePr>
+            <a:graphic xmlns:a="http://schemas.openxmlformats.org/drawingml/2006/main">
+              <a:graphicData uri="http://schemas.openxmlformats.org/drawingml/2006/picture">
+                <pic:pic xmlns:pic="http://schemas.openxmlformats.org/drawingml/2006/picture">
+                  <pic:nvPicPr>
+                    <pic:cNvPr id="610780470" name="圖片 6"/>
+                    <pic:cNvPicPr/>
+                  </pic:nvPicPr>
+                  <pic:blipFill>
+                    <a:blip r:embed="rId12" cstate="print">
+                      <a:extLst>
+                        <a:ext uri="{28A0092B-C50C-407E-A947-70E740481C1C}">
+                          <a14:useLocalDpi xmlns:a14="http://schemas.microsoft.com/office/drawing/2010/main" val="0"/>
+                        </a:ext>
+                      </a:extLst>
+                    </a:blip>
+                    <a:stretch>
+                      <a:fillRect/>
+                    </a:stretch>
+                  </pic:blipFill>
+                  <pic:spPr>
+                    <a:xfrm>
+                      <a:off x="0" y="0"/>
+                      <a:ext cx="5273873" cy="3750310"/>
+                    </a:xfrm>
+                    <a:prstGeom prst="rect">
+                      <a:avLst/>
+                    </a:prstGeom>
+                  </pic:spPr>
+                </pic:pic>
+              </a:graphicData>
+            </a:graphic>
+          </wp:inline>
+        </w:drawing>
+      </w:r>
+    </w:p>
     <w:p/>
     <w:p>
+      <w:r>
+        <w:rPr>
+          <w:rFonts w:hint="eastAsia"/>
+        </w:rPr>
+        <w:t>風險評鑑</w:t>
+      </w:r>
       <w:r>
         <w:rPr>
           <w:rFonts w:hint="eastAsia"/>
@@ -384,9 +521,9 @@
         </w:rPr>
         <w:lastRenderedPageBreak/>
         <w:drawing>
-          <wp:inline distT="0" distB="0" distL="0" distR="0" wp14:anchorId="5E8332D0" wp14:editId="3C0EA9B0">
-            <wp:extent cx="5274310" cy="3750310"/>
-            <wp:effectExtent l="0" t="0" r="2540" b="2540"/>
+          <wp:inline distT="0" distB="0" distL="0" distR="0" wp14:anchorId="5E8332D0" wp14:editId="2D0E99D0">
+            <wp:extent cx="5273873" cy="3750310"/>
+            <wp:effectExtent l="0" t="0" r="3175" b="2540"/>
             <wp:docPr id="799703223" name="圖片 7"/>
             <wp:cNvGraphicFramePr>
               <a:graphicFrameLocks xmlns:a="http://schemas.openxmlformats.org/drawingml/2006/main" noChangeAspect="1"/>
@@ -395,11 +532,130 @@
               <a:graphicData uri="http://schemas.openxmlformats.org/drawingml/2006/picture">
                 <pic:pic xmlns:pic="http://schemas.openxmlformats.org/drawingml/2006/picture">
                   <pic:nvPicPr>
-                    <pic:cNvPr id="799703223" name="圖片 799703223"/>
+                    <pic:cNvPr id="799703223" name="圖片 7"/>
                     <pic:cNvPicPr/>
                   </pic:nvPicPr>
                   <pic:blipFill>
-                    <a:blip r:embed="rId11" cstate="print">
+                    <a:blip r:embed="rId13" cstate="print">
+                      <a:extLst>
+                        <a:ext uri="{28A0092B-C50C-407E-A947-70E740481C1C}">
+                          <a14:useLocalDpi xmlns:a14="http://schemas.microsoft.com/office/drawing/2010/main" val="0"/>
+                        </a:ext>
+                      </a:extLst>
+                    </a:blip>
+                    <a:stretch>
+                      <a:fillRect/>
+                    </a:stretch>
+                  </pic:blipFill>
+                  <pic:spPr>
+                    <a:xfrm>
+                      <a:off x="0" y="0"/>
+                      <a:ext cx="5273873" cy="3750310"/>
+                    </a:xfrm>
+                    <a:prstGeom prst="rect">
+                      <a:avLst/>
+                    </a:prstGeom>
+                  </pic:spPr>
+                </pic:pic>
+              </a:graphicData>
+            </a:graphic>
+          </wp:inline>
+        </w:drawing>
+      </w:r>
+    </w:p>
+    <w:p>
+      <w:r>
+        <w:rPr>
+          <w:rFonts w:hint="eastAsia"/>
+        </w:rPr>
+        <w:t>建議報表</w:t>
+      </w:r>
+    </w:p>
+    <w:p>
+      <w:r>
+        <w:rPr>
+          <w:noProof/>
+        </w:rPr>
+        <w:drawing>
+          <wp:inline distT="0" distB="0" distL="0" distR="0" wp14:anchorId="699A5848" wp14:editId="5936F980">
+            <wp:extent cx="5273873" cy="3750310"/>
+            <wp:effectExtent l="0" t="0" r="3175" b="2540"/>
+            <wp:docPr id="849947038" name="圖片 1"/>
+            <wp:cNvGraphicFramePr>
+              <a:graphicFrameLocks xmlns:a="http://schemas.openxmlformats.org/drawingml/2006/main" noChangeAspect="1"/>
+            </wp:cNvGraphicFramePr>
+            <a:graphic xmlns:a="http://schemas.openxmlformats.org/drawingml/2006/main">
+              <a:graphicData uri="http://schemas.openxmlformats.org/drawingml/2006/picture">
+                <pic:pic xmlns:pic="http://schemas.openxmlformats.org/drawingml/2006/picture">
+                  <pic:nvPicPr>
+                    <pic:cNvPr id="849947038" name="圖片 1"/>
+                    <pic:cNvPicPr/>
+                  </pic:nvPicPr>
+                  <pic:blipFill>
+                    <a:blip r:embed="rId14" cstate="print">
+                      <a:extLst>
+                        <a:ext uri="{28A0092B-C50C-407E-A947-70E740481C1C}">
+                          <a14:useLocalDpi xmlns:a14="http://schemas.microsoft.com/office/drawing/2010/main" val="0"/>
+                        </a:ext>
+                      </a:extLst>
+                    </a:blip>
+                    <a:stretch>
+                      <a:fillRect/>
+                    </a:stretch>
+                  </pic:blipFill>
+                  <pic:spPr>
+                    <a:xfrm>
+                      <a:off x="0" y="0"/>
+                      <a:ext cx="5273873" cy="3750310"/>
+                    </a:xfrm>
+                    <a:prstGeom prst="rect">
+                      <a:avLst/>
+                    </a:prstGeom>
+                  </pic:spPr>
+                </pic:pic>
+              </a:graphicData>
+            </a:graphic>
+          </wp:inline>
+        </w:drawing>
+      </w:r>
+    </w:p>
+    <w:p>
+      <w:r>
+        <w:rPr>
+          <w:rFonts w:hint="eastAsia"/>
+        </w:rPr>
+        <w:t>設定</w:t>
+      </w:r>
+    </w:p>
+    <w:p>
+      <w:pPr>
+        <w:rPr>
+          <w:rFonts w:hint="eastAsia"/>
+        </w:rPr>
+      </w:pPr>
+      <w:r>
+        <w:rPr>
+          <w:rFonts w:hint="eastAsia"/>
+          <w:noProof/>
+        </w:rPr>
+        <w:lastRenderedPageBreak/>
+        <w:drawing>
+          <wp:inline distT="0" distB="0" distL="0" distR="0" wp14:anchorId="69BC9A45" wp14:editId="44C1FEF4">
+            <wp:extent cx="5274310" cy="3750310"/>
+            <wp:effectExtent l="0" t="0" r="2540" b="2540"/>
+            <wp:docPr id="828735903" name="圖片 5"/>
+            <wp:cNvGraphicFramePr>
+              <a:graphicFrameLocks xmlns:a="http://schemas.openxmlformats.org/drawingml/2006/main" noChangeAspect="1"/>
+            </wp:cNvGraphicFramePr>
+            <a:graphic xmlns:a="http://schemas.openxmlformats.org/drawingml/2006/main">
+              <a:graphicData uri="http://schemas.openxmlformats.org/drawingml/2006/picture">
+                <pic:pic xmlns:pic="http://schemas.openxmlformats.org/drawingml/2006/picture">
+                  <pic:nvPicPr>
+                    <pic:cNvPr id="828735903" name="圖片 828735903"/>
+                    <pic:cNvPicPr/>
+                  </pic:nvPicPr>
+                  <pic:blipFill>
+                    <a:blip r:embed="rId15" cstate="print">
                       <a:extLst>
                         <a:ext uri="{28A0092B-C50C-407E-A947-70E740481C1C}">
                           <a14:useLocalDpi xmlns:a14="http://schemas.microsoft.com/office/drawing/2010/main" val="0"/>
@@ -431,7 +687,7 @@
         <w:rPr>
           <w:rFonts w:hint="eastAsia"/>
         </w:rPr>
-        <w:t>建議報表</w:t>
+        <w:t>管理員主畫面</w:t>
       </w:r>
     </w:p>
     <w:p>
@@ -440,6 +696,53 @@
           <w:rFonts w:hint="eastAsia"/>
         </w:rPr>
       </w:pPr>
+      <w:r>
+        <w:rPr>
+          <w:rFonts w:hint="eastAsia"/>
+          <w:noProof/>
+        </w:rPr>
+        <w:drawing>
+          <wp:inline distT="0" distB="0" distL="0" distR="0" wp14:anchorId="6F4CB6E8" wp14:editId="089F5529">
+            <wp:extent cx="5274310" cy="3750310"/>
+            <wp:effectExtent l="0" t="0" r="2540" b="2540"/>
+            <wp:docPr id="1907035393" name="圖片 3"/>
+            <wp:cNvGraphicFramePr>
+              <a:graphicFrameLocks xmlns:a="http://schemas.openxmlformats.org/drawingml/2006/main" noChangeAspect="1"/>
+            </wp:cNvGraphicFramePr>
+            <a:graphic xmlns:a="http://schemas.openxmlformats.org/drawingml/2006/main">
+              <a:graphicData uri="http://schemas.openxmlformats.org/drawingml/2006/picture">
+                <pic:pic xmlns:pic="http://schemas.openxmlformats.org/drawingml/2006/picture">
+                  <pic:nvPicPr>
+                    <pic:cNvPr id="1907035393" name="圖片 1907035393"/>
+                    <pic:cNvPicPr/>
+                  </pic:nvPicPr>
+                  <pic:blipFill>
+                    <a:blip r:embed="rId16" cstate="print">
+                      <a:extLst>
+                        <a:ext uri="{28A0092B-C50C-407E-A947-70E740481C1C}">
+                          <a14:useLocalDpi xmlns:a14="http://schemas.microsoft.com/office/drawing/2010/main" val="0"/>
+                        </a:ext>
+                      </a:extLst>
+                    </a:blip>
+                    <a:stretch>
+                      <a:fillRect/>
+                    </a:stretch>
+                  </pic:blipFill>
+                  <pic:spPr>
+                    <a:xfrm>
+                      <a:off x="0" y="0"/>
+                      <a:ext cx="5274310" cy="3750310"/>
+                    </a:xfrm>
+                    <a:prstGeom prst="rect">
+                      <a:avLst/>
+                    </a:prstGeom>
+                  </pic:spPr>
+                </pic:pic>
+              </a:graphicData>
+            </a:graphic>
+          </wp:inline>
+        </w:drawing>
+      </w:r>
     </w:p>
     <w:sectPr>
       <w:pgSz w:w="11906" w:h="16838"/>

--- a/文件/介面.docx
+++ b/文件/介面.docx
@@ -17,9 +17,9 @@
           <w:noProof/>
         </w:rPr>
         <w:drawing>
-          <wp:inline distT="0" distB="0" distL="0" distR="0" wp14:anchorId="0ED1F7FE" wp14:editId="66ABEC85">
-            <wp:extent cx="5273873" cy="3750310"/>
-            <wp:effectExtent l="0" t="0" r="3175" b="2540"/>
+          <wp:inline distT="0" distB="0" distL="0" distR="0" wp14:anchorId="0ED1F7FE" wp14:editId="22D1BDE8">
+            <wp:extent cx="5273873" cy="3750309"/>
+            <wp:effectExtent l="0" t="0" r="3175" b="3175"/>
             <wp:docPr id="164037134" name="圖片 1"/>
             <wp:cNvGraphicFramePr>
               <a:graphicFrameLocks xmlns:a="http://schemas.openxmlformats.org/drawingml/2006/main" noChangeAspect="1"/>
@@ -46,7 +46,7 @@
                   <pic:spPr>
                     <a:xfrm>
                       <a:off x="0" y="0"/>
-                      <a:ext cx="5273873" cy="3750310"/>
+                      <a:ext cx="5273873" cy="3750309"/>
                     </a:xfrm>
                     <a:prstGeom prst="rect">
                       <a:avLst/>
@@ -82,9 +82,9 @@
         </w:rPr>
         <w:lastRenderedPageBreak/>
         <w:drawing>
-          <wp:inline distT="0" distB="0" distL="0" distR="0" wp14:anchorId="6296044D" wp14:editId="7D14306F">
-            <wp:extent cx="5273873" cy="3750310"/>
-            <wp:effectExtent l="0" t="0" r="3175" b="2540"/>
+          <wp:inline distT="0" distB="0" distL="0" distR="0" wp14:anchorId="6296044D" wp14:editId="6011B821">
+            <wp:extent cx="5273873" cy="3750309"/>
+            <wp:effectExtent l="0" t="0" r="3175" b="3175"/>
             <wp:docPr id="615376815" name="圖片 2"/>
             <wp:cNvGraphicFramePr>
               <a:graphicFrameLocks xmlns:a="http://schemas.openxmlformats.org/drawingml/2006/main" noChangeAspect="1"/>
@@ -111,7 +111,7 @@
                   <pic:spPr>
                     <a:xfrm>
                       <a:off x="0" y="0"/>
-                      <a:ext cx="5273873" cy="3750310"/>
+                      <a:ext cx="5273873" cy="3750309"/>
                     </a:xfrm>
                     <a:prstGeom prst="rect">
                       <a:avLst/>
@@ -139,7 +139,7 @@
           <w:noProof/>
         </w:rPr>
         <w:drawing>
-          <wp:inline distT="0" distB="0" distL="0" distR="0" wp14:anchorId="5C375297" wp14:editId="77BF32FE">
+          <wp:inline distT="0" distB="0" distL="0" distR="0" wp14:anchorId="5C375297" wp14:editId="6477B96F">
             <wp:extent cx="5273873" cy="3750310"/>
             <wp:effectExtent l="0" t="0" r="3175" b="2540"/>
             <wp:docPr id="2120837482" name="圖片 3"/>
@@ -255,7 +255,7 @@
           <w:noProof/>
         </w:rPr>
         <w:drawing>
-          <wp:inline distT="0" distB="0" distL="0" distR="0" wp14:anchorId="35516DC6" wp14:editId="515DB35A">
+          <wp:inline distT="0" distB="0" distL="0" distR="0" wp14:anchorId="35516DC6" wp14:editId="11FE510A">
             <wp:extent cx="5273873" cy="3750310"/>
             <wp:effectExtent l="0" t="0" r="3175" b="2540"/>
             <wp:docPr id="481297549" name="圖片 5"/>
@@ -319,11 +319,6 @@
       </w:r>
     </w:p>
     <w:p>
-      <w:pPr>
-        <w:rPr>
-          <w:rFonts w:hint="eastAsia"/>
-        </w:rPr>
-      </w:pPr>
       <w:r>
         <w:rPr>
           <w:rFonts w:hint="eastAsia"/>
@@ -381,11 +376,6 @@
       </w:r>
     </w:p>
     <w:p>
-      <w:pPr>
-        <w:rPr>
-          <w:rFonts w:hint="eastAsia"/>
-        </w:rPr>
-      </w:pPr>
       <w:r>
         <w:rPr>
           <w:rFonts w:hint="eastAsia"/>
@@ -521,7 +511,7 @@
         </w:rPr>
         <w:lastRenderedPageBreak/>
         <w:drawing>
-          <wp:inline distT="0" distB="0" distL="0" distR="0" wp14:anchorId="5E8332D0" wp14:editId="2D0E99D0">
+          <wp:inline distT="0" distB="0" distL="0" distR="0" wp14:anchorId="5E8332D0" wp14:editId="282AEE22">
             <wp:extent cx="5273873" cy="3750310"/>
             <wp:effectExtent l="0" t="0" r="3175" b="2540"/>
             <wp:docPr id="799703223" name="圖片 7"/>
@@ -628,11 +618,6 @@
       </w:r>
     </w:p>
     <w:p>
-      <w:pPr>
-        <w:rPr>
-          <w:rFonts w:hint="eastAsia"/>
-        </w:rPr>
-      </w:pPr>
       <w:r>
         <w:rPr>
           <w:rFonts w:hint="eastAsia"/>
@@ -691,11 +676,6 @@
       </w:r>
     </w:p>
     <w:p>
-      <w:pPr>
-        <w:rPr>
-          <w:rFonts w:hint="eastAsia"/>
-        </w:rPr>
-      </w:pPr>
       <w:r>
         <w:rPr>
           <w:rFonts w:hint="eastAsia"/>
@@ -718,6 +698,150 @@
                   </pic:nvPicPr>
                   <pic:blipFill>
                     <a:blip r:embed="rId16" cstate="print">
+                      <a:extLst>
+                        <a:ext uri="{28A0092B-C50C-407E-A947-70E740481C1C}">
+                          <a14:useLocalDpi xmlns:a14="http://schemas.microsoft.com/office/drawing/2010/main" val="0"/>
+                        </a:ext>
+                      </a:extLst>
+                    </a:blip>
+                    <a:stretch>
+                      <a:fillRect/>
+                    </a:stretch>
+                  </pic:blipFill>
+                  <pic:spPr>
+                    <a:xfrm>
+                      <a:off x="0" y="0"/>
+                      <a:ext cx="5274310" cy="3750310"/>
+                    </a:xfrm>
+                    <a:prstGeom prst="rect">
+                      <a:avLst/>
+                    </a:prstGeom>
+                  </pic:spPr>
+                </pic:pic>
+              </a:graphicData>
+            </a:graphic>
+          </wp:inline>
+        </w:drawing>
+      </w:r>
+    </w:p>
+    <w:p>
+      <w:r>
+        <w:rPr>
+          <w:rFonts w:hint="eastAsia"/>
+        </w:rPr>
+        <w:t>管理員</w:t>
+      </w:r>
+      <w:r>
+        <w:rPr>
+          <w:rFonts w:hint="eastAsia"/>
+        </w:rPr>
+        <w:t>-</w:t>
+      </w:r>
+      <w:r>
+        <w:rPr>
+          <w:rFonts w:hint="eastAsia"/>
+        </w:rPr>
+        <w:t>新增</w:t>
+      </w:r>
+    </w:p>
+    <w:p>
+      <w:r>
+        <w:rPr>
+          <w:rFonts w:hint="eastAsia"/>
+          <w:noProof/>
+        </w:rPr>
+        <w:lastRenderedPageBreak/>
+        <w:drawing>
+          <wp:inline distT="0" distB="0" distL="0" distR="0" wp14:anchorId="21DB9AE1" wp14:editId="6577EDDC">
+            <wp:extent cx="5274310" cy="3750310"/>
+            <wp:effectExtent l="0" t="0" r="2540" b="2540"/>
+            <wp:docPr id="1625275325" name="圖片 1"/>
+            <wp:cNvGraphicFramePr>
+              <a:graphicFrameLocks xmlns:a="http://schemas.openxmlformats.org/drawingml/2006/main" noChangeAspect="1"/>
+            </wp:cNvGraphicFramePr>
+            <a:graphic xmlns:a="http://schemas.openxmlformats.org/drawingml/2006/main">
+              <a:graphicData uri="http://schemas.openxmlformats.org/drawingml/2006/picture">
+                <pic:pic xmlns:pic="http://schemas.openxmlformats.org/drawingml/2006/picture">
+                  <pic:nvPicPr>
+                    <pic:cNvPr id="1625275325" name="圖片 1625275325"/>
+                    <pic:cNvPicPr/>
+                  </pic:nvPicPr>
+                  <pic:blipFill>
+                    <a:blip r:embed="rId17" cstate="print">
+                      <a:extLst>
+                        <a:ext uri="{28A0092B-C50C-407E-A947-70E740481C1C}">
+                          <a14:useLocalDpi xmlns:a14="http://schemas.microsoft.com/office/drawing/2010/main" val="0"/>
+                        </a:ext>
+                      </a:extLst>
+                    </a:blip>
+                    <a:stretch>
+                      <a:fillRect/>
+                    </a:stretch>
+                  </pic:blipFill>
+                  <pic:spPr>
+                    <a:xfrm>
+                      <a:off x="0" y="0"/>
+                      <a:ext cx="5274310" cy="3750310"/>
+                    </a:xfrm>
+                    <a:prstGeom prst="rect">
+                      <a:avLst/>
+                    </a:prstGeom>
+                  </pic:spPr>
+                </pic:pic>
+              </a:graphicData>
+            </a:graphic>
+          </wp:inline>
+        </w:drawing>
+      </w:r>
+    </w:p>
+    <w:p>
+      <w:r>
+        <w:rPr>
+          <w:rFonts w:hint="eastAsia"/>
+        </w:rPr>
+        <w:t>管理員</w:t>
+      </w:r>
+      <w:r>
+        <w:rPr>
+          <w:rFonts w:hint="eastAsia"/>
+        </w:rPr>
+        <w:t>-</w:t>
+      </w:r>
+      <w:r>
+        <w:rPr>
+          <w:rFonts w:hint="eastAsia"/>
+        </w:rPr>
+        <w:t>修改</w:t>
+      </w:r>
+    </w:p>
+    <w:p>
+      <w:pPr>
+        <w:rPr>
+          <w:rFonts w:hint="eastAsia"/>
+        </w:rPr>
+      </w:pPr>
+      <w:r>
+        <w:rPr>
+          <w:rFonts w:hint="eastAsia"/>
+          <w:noProof/>
+        </w:rPr>
+        <w:drawing>
+          <wp:inline distT="0" distB="0" distL="0" distR="0" wp14:anchorId="5ADCD70A" wp14:editId="1F3F965B">
+            <wp:extent cx="5274310" cy="3750310"/>
+            <wp:effectExtent l="0" t="0" r="2540" b="2540"/>
+            <wp:docPr id="2125139392" name="圖片 2"/>
+            <wp:cNvGraphicFramePr>
+              <a:graphicFrameLocks xmlns:a="http://schemas.openxmlformats.org/drawingml/2006/main" noChangeAspect="1"/>
+            </wp:cNvGraphicFramePr>
+            <a:graphic xmlns:a="http://schemas.openxmlformats.org/drawingml/2006/main">
+              <a:graphicData uri="http://schemas.openxmlformats.org/drawingml/2006/picture">
+                <pic:pic xmlns:pic="http://schemas.openxmlformats.org/drawingml/2006/picture">
+                  <pic:nvPicPr>
+                    <pic:cNvPr id="2125139392" name="圖片 2125139392"/>
+                    <pic:cNvPicPr/>
+                  </pic:nvPicPr>
+                  <pic:blipFill>
+                    <a:blip r:embed="rId18" cstate="print">
                       <a:extLst>
                         <a:ext uri="{28A0092B-C50C-407E-A947-70E740481C1C}">
                           <a14:useLocalDpi xmlns:a14="http://schemas.microsoft.com/office/drawing/2010/main" val="0"/>
